--- a/docs/paper/IJSRSET_paper1_proposed_system.docx
+++ b/docs/paper/IJSRSET_paper1_proposed_system.docx
@@ -31,7 +31,7 @@
           <w:sz w:val="22"/>
           <w:szCs w:val="22"/>
         </w:rPr>
-        <w:t xml:space="preserve">Harsh Pandhe*1, Shifali Doshi2, Kiran Kamate3, [Guide Name]4</w:t>
+        <w:t xml:space="preserve">Kiran Kamate*1, [Guide Name]2</w:t>
       </w:r>
     </w:p>
     <w:p>
@@ -47,7 +47,7 @@
           <w:sz w:val="20"/>
           <w:szCs w:val="20"/>
         </w:rPr>
-        <w:t xml:space="preserve">*1,2,3Student, Department of Computer Science &amp; Engineering, Walchand Institute of Technology, Solapur, Maharashtra, India</w:t>
+        <w:t xml:space="preserve">*1Student, Department of Computer Science &amp; Engineering, Walchand Institute of Technology, Solapur, Maharashtra, India</w:t>
       </w:r>
     </w:p>
     <w:p>
@@ -63,7 +63,7 @@
           <w:sz w:val="20"/>
           <w:szCs w:val="20"/>
         </w:rPr>
-        <w:t xml:space="preserve">4[Designation], Department of Computer Science &amp; Engineering, Walchand Institute of Technology, Solapur, Maharashtra, India</w:t>
+        <w:t xml:space="preserve">2[Designation], Department of Computer Science &amp; Engineering, Walchand Institute of Technology, Solapur, Maharashtra, India</w:t>
       </w:r>
     </w:p>
     <w:p>

--- a/docs/paper/IJSRSET_paper1_proposed_system.docx
+++ b/docs/paper/IJSRSET_paper1_proposed_system.docx
@@ -109,7 +109,7 @@
           <w:sz w:val="20"/>
           <w:szCs w:val="20"/>
         </w:rPr>
-        <w:t xml:space="preserve">Automated enforcement of helmet compliance and vehicle-load limits for two-wheeler traffic remains largely manual despite the disproportionate crash risk this traffic segment carries, and existing automated systems typically address a single sub-problem in isolation rather than a complete pipeline. This paper, presented as Part I of a two-part submission, motivates the problem, surveys the relevant literature across helmet detection, vehicle-type classification, adverse-weather scene enhancement, and neural network compression for edge deployment, and proposes a complete methodology addressing the identified gaps. The proposed system combines a learned scene-adaptive preprocessing stage, a three-way benchmarked wheel-count classifier, a seven-class helmet-compliance detector, multi-frame tracking with temporal majority voting, cross-camera re-identification, a rule-based risk-indexing stage, and post-training model optimization, designed throughout for CPU-only deployment rather than assuming GPU availability. Unlike prior single-purpose systems, every stage of the proposed pipeline is evaluated together rather than in isolation, and the design explicitly accounts for practical deployment constraints such as commodity hardware and real-time throughput. Part II of this submission reports the quantitative results, a numeric comparison against the literature surveyed here, and the conclusion.</w:t>
+        <w:t xml:space="preserve">Automated enforcement of helmet compliance and vehicle-load limits for two-wheeler traffic remains largely manual despite the disproportionate crash risk this traffic segment carries, and existing automated systems typically address a single sub-problem in isolation rather than a complete pipeline. This paper, presented as Part I of a two-part submission, motivates the problem, surveys the relevant literature across helmet detection, vehicle-type classification, adverse-weather scene enhancement, and neural network compression for edge deployment, and proposes a complete methodology addressing the identified gaps. The proposed system combines a learned scene-adaptive preprocessing stage, a three-way benchmarked wheel-count classifier, a seven-class helmet-compliance detector, multi-frame tracking with temporal majority voting, cross-camera re-identification, and post-training model optimization, designed throughout for CPU-only deployment rather than assuming GPU availability. Unlike prior single-purpose systems, every stage of the proposed pipeline is evaluated together rather than in isolation, and the design explicitly accounts for practical deployment constraints such as commodity hardware and real-time throughput. Part II of this submission reports the quantitative results, a numeric comparison against the literature surveyed here, and the conclusion.</w:t>
       </w:r>
     </w:p>
     <w:p>
@@ -234,7 +234,7 @@
           <w:sz w:val="20"/>
           <w:szCs w:val="20"/>
         </w:rPr>
-        <w:t xml:space="preserve">Prior automated systems typically address a single sub-problem, such as helmet detection, license-plate recognition, or vehicle counting, in isolation, and are rarely evaluated across the full range of lighting and weather conditions actually encountered in the field. A system that classifies the scene, detects per-rider compliance violations, tracks vehicles across frames, estimates risk from real occupancy patterns, and runs entirely on CPU is directly relevant to low-cost municipal deployment where GPU infrastructure is not guaranteed at every junction.</w:t>
+        <w:t xml:space="preserve">Prior automated systems typically address a single sub-problem, such as helmet detection, license-plate recognition, or vehicle counting, in isolation, and are rarely evaluated across the full range of lighting and weather conditions actually encountered in the field. A system that classifies the scene, detects per-rider compliance violations, tracks vehicles across frames, and runs entirely on CPU is directly relevant to low-cost municipal deployment where GPU infrastructure is not guaranteed at every junction.</w:t>
       </w:r>
     </w:p>
     <w:p>
@@ -267,7 +267,7 @@
           <w:sz w:val="20"/>
           <w:szCs w:val="20"/>
         </w:rPr>
-        <w:t xml:space="preserve">The objectives of this work are to build an adaptive preprocessing stage that detects day, night, fog, and rain conditions and applies scene-conditioned enhancement only where it helps; to benchmark multiple architecture families for wheel-count classification under a leakage-free protocol and train a granular helmet-compliance detector; to implement multi-frame tracking with a measured occlusion-robustness benefit, cross-camera re-identification, and risk indexing validated against real ground truth; and to optimize every deployable model via pruning, fine-tuning, and INT8 quantization, reporting accuracy retention alongside speed and size rather than speed alone.</w:t>
+        <w:t xml:space="preserve">The objectives of this work are to build an adaptive preprocessing stage that detects day, night, fog, and rain conditions and applies scene-conditioned enhancement only where it helps; to benchmark multiple architecture families for wheel-count classification under a leakage-free protocol and train a granular helmet-compliance detector; to implement multi-frame tracking with a measured occlusion-robustness benefit and cross-camera re-identification; and to optimize every deployable model via pruning, fine-tuning, and INT8 quantization, reporting accuracy retention alongside speed and size rather than speed alone.</w:t>
       </w:r>
     </w:p>
     <w:p>
@@ -424,7 +424,7 @@
           <w:sz w:val="20"/>
           <w:szCs w:val="20"/>
         </w:rPr>
-        <w:t xml:space="preserve">The proposed system is implemented as a sequential per-frame pipeline: scene classification, adaptive enhancement, helmet-compliance detection, wheel-count classification, tracking with temporal majority voting, cross-camera re-identification, rule-based risk indexing, and overlay rendering, illustrated in Figure 1. Every stage is independently testable and driven entirely by external configuration, so that a retrain or deployment change does not require hunting through source code for hard-coded constants.</w:t>
+        <w:t xml:space="preserve">The proposed system is implemented as a sequential per-frame pipeline: scene classification, adaptive enhancement, helmet-compliance detection, wheel-count classification, tracking with temporal majority voting, cross-camera re-identification, and overlay rendering, illustrated in Figure 1. Every stage is independently testable and driven entirely by external configuration, so that a retrain or deployment change does not require hunting through source code for hard-coded constants. A rule-based risk-indexing stage is also implemented in the underlying system but is outside the scope of this submission's results and is not evaluated in Part II.</w:t>
       </w:r>
     </w:p>
     <w:p>
@@ -437,7 +437,7 @@
           <wp:inline distT="0" distB="0" distL="0" distR="0">
             <wp:extent cx="2762250" cy="2000250"/>
             <wp:effectExtent t="0" r="0" b="0" l="0"/>
-            <wp:docPr id="1" name="Figure 1: Proposed pipeline stages, from scene classification through risk indexing." descr="Figure 1: Proposed pipeline stages, from scene classification through risk indexing." title="Figure 1: Proposed pipeline stages, from scene classification through risk indexing."/>
+            <wp:docPr id="1" name="Figure 1: Pipeline stages implemented in the underlying system; this submission's results (Part II) cover stages 1.0-4.0 only." descr="Figure 1: Pipeline stages implemented in the underlying system; this submission's results (Part II) cover stages 1.0-4.0 only." title="Figure 1: Pipeline stages implemented in the underlying system; this submission's results (Part II) cover stages 1.0-4.0 only."/>
             <wp:cNvGraphicFramePr>
               <a:graphicFrameLocks xmlns:a="http://schemas.openxmlformats.org/drawingml/2006/main" noChangeAspect="1"/>
             </wp:cNvGraphicFramePr>
@@ -484,7 +484,7 @@
           <w:sz w:val="18"/>
           <w:szCs w:val="18"/>
         </w:rPr>
-        <w:t xml:space="preserve">Figure 1: Proposed pipeline stages, from scene classification through risk indexing.</w:t>
+        <w:t xml:space="preserve">Figure 1: Pipeline stages implemented in the underlying system; this submission's results (Part II) cover stages 1.0-4.0 only.</w:t>
       </w:r>
     </w:p>
     <w:p>
@@ -568,22 +568,22 @@
           <w:sz w:val="20"/>
           <w:szCs w:val="20"/>
         </w:rPr>
-        <w:t xml:space="preserve">D. Tracking, Voting, and Risk Indexing</w:t>
-      </w:r>
-    </w:p>
-    <w:p>
-      <w:pPr>
-        <w:spacing w:after="120"/>
-        <w:ind w:firstLine="240"/>
-        <w:jc w:val="both"/>
-      </w:pPr>
-      <w:r>
-        <w:rPr>
-          <w:rFonts w:ascii="Times New Roman" w:cs="Times New Roman" w:eastAsia="Times New Roman" w:hAnsi="Times New Roman"/>
-          <w:sz w:val="20"/>
-          <w:szCs w:val="20"/>
-        </w:rPr>
-        <w:t xml:space="preserve">A DeepSORT-based tracker provides per-vehicle tracks; a temporal majority-vote buffer smooths the wheel-count prediction over a sliding window of N frames, addressing the occlusion-robustness gap identified in the literature review by measuring the benefit directly rather than assuming it. A weighted risk index combines wheel-count violation, helmet misuse, rider overload, and wrong-way movement into low, medium, and high tiers, intended to be validated against real ground-truth occupancy and helmet-use labels rather than only against model output.</w:t>
+        <w:t xml:space="preserve">D. Tracking and Voting</w:t>
+      </w:r>
+    </w:p>
+    <w:p>
+      <w:pPr>
+        <w:spacing w:after="120"/>
+        <w:ind w:firstLine="240"/>
+        <w:jc w:val="both"/>
+      </w:pPr>
+      <w:r>
+        <w:rPr>
+          <w:rFonts w:ascii="Times New Roman" w:cs="Times New Roman" w:eastAsia="Times New Roman" w:hAnsi="Times New Roman"/>
+          <w:sz w:val="20"/>
+          <w:szCs w:val="20"/>
+        </w:rPr>
+        <w:t xml:space="preserve">A DeepSORT-based tracker provides per-vehicle tracks; a temporal majority-vote buffer smooths the wheel-count prediction over a sliding window of N frames, addressing the occlusion-robustness gap identified in the literature review by measuring the benefit directly rather than assuming it.</w:t>
       </w:r>
     </w:p>
     <w:p>

--- a/docs/paper/IJSRSET_paper1_proposed_system.docx
+++ b/docs/paper/IJSRSET_paper1_proposed_system.docx
@@ -31,7 +31,7 @@
           <w:sz w:val="22"/>
           <w:szCs w:val="22"/>
         </w:rPr>
-        <w:t xml:space="preserve">Kiran Kamate*1, [Guide Name]2</w:t>
+        <w:t xml:space="preserve">Shifali Doshi*1</w:t>
       </w:r>
     </w:p>
     <w:p>
@@ -47,23 +47,7 @@
           <w:sz w:val="20"/>
           <w:szCs w:val="20"/>
         </w:rPr>
-        <w:t xml:space="preserve">*1Student, Department of Computer Science &amp; Engineering, Walchand Institute of Technology, Solapur, Maharashtra, India</w:t>
-      </w:r>
-    </w:p>
-    <w:p>
-      <w:pPr>
-        <w:spacing w:after="20"/>
-        <w:jc w:val="center"/>
-      </w:pPr>
-      <w:r>
-        <w:rPr>
-          <w:rFonts w:ascii="Times New Roman" w:cs="Times New Roman" w:eastAsia="Times New Roman" w:hAnsi="Times New Roman"/>
-          <w:i/>
-          <w:iCs/>
-          <w:sz w:val="20"/>
-          <w:szCs w:val="20"/>
-        </w:rPr>
-        <w:t xml:space="preserve">2[Designation], Department of Computer Science &amp; Engineering, Walchand Institute of Technology, Solapur, Maharashtra, India</w:t>
+        <w:t xml:space="preserve">*1[Designation], Department of Computer Science &amp; Engineering, Walchand Institute of Technology, Solapur, Maharashtra, India</w:t>
       </w:r>
     </w:p>
     <w:p>

--- a/docs/paper/IJSRSET_paper1_proposed_system.docx
+++ b/docs/paper/IJSRSET_paper1_proposed_system.docx
@@ -298,6 +298,21 @@
           <w:sz w:val="20"/>
           <w:szCs w:val="20"/>
         </w:rPr>
+        <w:t xml:space="preserve">Track-then-classify architectures specifically have been explored for helmet compliance. Lin et al. [13] introduced a CNN-based multi-task learning model that first tracks each individual motorcycle across frames and only then registers a per-rider helmet-use label, releasing the HELMET dataset (91,000 annotated frames, 10,006 tracked motorcycles from twelve real observation sites in Myanmar) used in this work's own risk-indexing validation. Duong et al. [14] independently reached a similar track-first ordering, ranking third in the 2023 AI City Challenge Track 5 with a custom tracking framework combined with advanced object detection. Both works motivate, rather than assume, the vehicle-tracked-before-compliance-checked sequencing this work's own methodology follows (Section III-D).</w:t>
+      </w:r>
+    </w:p>
+    <w:p>
+      <w:pPr>
+        <w:spacing w:after="120"/>
+        <w:ind w:firstLine="240"/>
+        <w:jc w:val="both"/>
+      </w:pPr>
+      <w:r>
+        <w:rPr>
+          <w:rFonts w:ascii="Times New Roman" w:cs="Times New Roman" w:eastAsia="Times New Roman" w:hAnsi="Times New Roman"/>
+          <w:sz w:val="20"/>
+          <w:szCs w:val="20"/>
+        </w:rPr>
         <w:t xml:space="preserve">Vehicle-type classification is more commonly addressed as a byproduct of general object detection than as a purpose-built task for the two, three, four, and six-plus wheeler taxonomy relevant to heterogeneous South Asian traffic. Chauhan et al. [9] developed an embedded CNN-based system for vehicle classification and counting on non-laned Indian road traffic, directly relevant to the wheel-count taxonomy adopted here, though their evaluation does not address the train and validation leakage risk that arises when multiple vehicles are cropped from the same source photograph, an issue this work identifies and corrects explicitly. RTMDet [4] is a strong recent real-time detector family; its CSPNeXt backbone is evaluated here as a classification backbone since the official mmdetection toolchain does not install cleanly against this project's Python and PyTorch environment, motivating a from-scratch reimplementation rather than omitting the comparison.</w:t>
       </w:r>
     </w:p>
@@ -343,7 +358,7 @@
           <w:sz w:val="20"/>
           <w:szCs w:val="20"/>
         </w:rPr>
-        <w:t xml:space="preserve">For deployment-oriented model compression, Liang et al. [11] surveyed pruning and quantization techniques for deep neural network acceleration, noting that structured pruning removes whole channels or filters rather than individual weights, which is necessary for the compression to translate into real speedup on general-purpose hardware rather than only reducing the stored parameter count. Their survey does not, however, emphasize that structured pruning without a fine-tuning recovery step can catastrophically degrade accuracy, a failure mode this work measures directly rather than only reporting the post-recovery number.</w:t>
+        <w:t xml:space="preserve">For deployment-oriented model compression, Liang et al. [11] surveyed pruning and quantization techniques for deep neural network acceleration, noting that structured pruning removes whole channels or filters rather than individual weights, which is necessary for the compression to translate into real speedup on general-purpose hardware rather than only reducing the stored parameter count. Their survey does not, however, emphasize that structured pruning without a fine-tuning recovery step can catastrophically degrade accuracy, a failure mode this work measures directly rather than only reporting the post-recovery number. Jacob et al. [15] established the integer-arithmetic-only inference scheme underlying this work's INT8 quantization step, though their original evaluation did not combine quantization with a pruning-recovery stage, an interaction this work measures directly in Section III-E and reports quantitatively in Part II.</w:t>
       </w:r>
     </w:p>
     <w:p>
@@ -802,6 +817,48 @@
         <w:t xml:space="preserve">[12] P. P. Anoop and R. Deivanathan, “Real Time Road Scene Classification and Enhancement for Driver Assistance Under Adverse Weather,” Sci. Rep., 2025.</w:t>
       </w:r>
     </w:p>
+    <w:p>
+      <w:pPr>
+        <w:spacing w:after="60"/>
+        <w:ind w:left="260" w:hanging="260"/>
+      </w:pPr>
+      <w:r>
+        <w:rPr>
+          <w:rFonts w:ascii="Times New Roman" w:cs="Times New Roman" w:eastAsia="Times New Roman" w:hAnsi="Times New Roman"/>
+          <w:sz w:val="24"/>
+          <w:szCs w:val="24"/>
+        </w:rPr>
+        <w:t xml:space="preserve">[13] H. Lin, J. D. Deng, D. Albers, and F. W. Siebert, “Helmet Use Detection of Tracked Motorcycles Using CNN-Based Multi-Task Learning,” IEEE Access, vol. 8, pp. 162073–162084, 2020.</w:t>
+      </w:r>
+    </w:p>
+    <w:p>
+      <w:pPr>
+        <w:spacing w:after="60"/>
+        <w:ind w:left="260" w:hanging="260"/>
+      </w:pPr>
+      <w:r>
+        <w:rPr>
+          <w:rFonts w:ascii="Times New Roman" w:cs="Times New Roman" w:eastAsia="Times New Roman" w:hAnsi="Times New Roman"/>
+          <w:sz w:val="24"/>
+          <w:szCs w:val="24"/>
+        </w:rPr>
+        <w:t xml:space="preserve">[14] V. H. Duong, Q. H. Tran, H. S. P. Nguyen, D. Q. Nguyen, and T. C. Nguyen, “Helmet Rule Violation Detection for Motorcyclists Using a Custom Tracking Framework and Advanced Object Detection Techniques,” in Proc. IEEE/CVF Conf. Comput. Vis. Pattern Recognit. Workshops (CVPRW), 2023, pp. 5381–5390.</w:t>
+      </w:r>
+    </w:p>
+    <w:p>
+      <w:pPr>
+        <w:spacing w:after="60"/>
+        <w:ind w:left="260" w:hanging="260"/>
+      </w:pPr>
+      <w:r>
+        <w:rPr>
+          <w:rFonts w:ascii="Times New Roman" w:cs="Times New Roman" w:eastAsia="Times New Roman" w:hAnsi="Times New Roman"/>
+          <w:sz w:val="24"/>
+          <w:szCs w:val="24"/>
+        </w:rPr>
+        <w:t xml:space="preserve">[15] B. Jacob et al., “Quantization and Training of Neural Networks for Efficient Integer-Arithmetic-Only Inference,” in Proc. IEEE Conf. Comput. Vis. Pattern Recognit. (CVPR), 2018, pp. 2704–2713.</w:t>
+      </w:r>
+    </w:p>
     <w:sectPr>
       <w:pgSz w:w="11906" w:h="16838" w:orient="portrait"/>
       <w:pgMar w:top="1026" w:right="907" w:bottom="1134" w:left="1077" w:header="708" w:footer="708" w:gutter="0"/>
